--- a/SpringBoot_JPA_ReactVite_Security/Report.docx
+++ b/SpringBoot_JPA_ReactVite_Security/Report.docx
@@ -16,13 +16,19 @@
           <w:rPr>
             <w:rStyle w:val="Hyperlink"/>
           </w:rPr>
-          <w:t>https://github.com/LeTanPhong3003/22672071_LeTanPhong_WWWJava/tree/main/SpringBoot_JPA_ReactVite</w:t>
+          <w:t>https://github.com/LeTanPhong3003/22672071_LeTanPhong_WWWJava/tree/a43989ab51093e0d181705026b81b4f163c4e91f/SpringBoot_JPA_ReactVite_Security</w:t>
         </w:r>
       </w:hyperlink>
     </w:p>
-    <w:p/>
     <w:p>
-      <w:r>
+      <w:bookmarkStart w:id="0" w:name="_GoBack"/>
+      <w:bookmarkEnd w:id="0"/>
+    </w:p>
+    <w:p>
+      <w:r>
+        <w:rPr>
+          <w:noProof/>
+        </w:rPr>
         <w:drawing>
           <wp:inline distT="0" distB="0" distL="0" distR="0" wp14:anchorId="477AE3A8" wp14:editId="6AC4F11A">
             <wp:extent cx="5943600" cy="3343275"/>
@@ -184,6 +190,9 @@
     </w:p>
     <w:p>
       <w:r>
+        <w:rPr>
+          <w:noProof/>
+        </w:rPr>
         <w:drawing>
           <wp:inline distT="0" distB="0" distL="0" distR="0" wp14:anchorId="087D1AEC" wp14:editId="67D4CF23">
             <wp:extent cx="5943600" cy="3343275"/>
@@ -278,8 +287,10 @@
       <w:proofErr w:type="spellEnd"/>
     </w:p>
     <w:p>
-      <w:bookmarkStart w:id="0" w:name="_GoBack"/>
-      <w:r>
+      <w:r>
+        <w:rPr>
+          <w:noProof/>
+        </w:rPr>
         <w:drawing>
           <wp:inline distT="0" distB="0" distL="0" distR="0" wp14:anchorId="20F0651D" wp14:editId="4F248178">
             <wp:extent cx="5943600" cy="3343275"/>
@@ -316,7 +327,6 @@
           </wp:inline>
         </w:drawing>
       </w:r>
-      <w:bookmarkEnd w:id="0"/>
     </w:p>
     <w:sectPr>
       <w:pgSz w:w="12240" w:h="15840"/>
@@ -1029,7 +1039,7 @@
 </file>
 
 <file path=customXml/itemProps1.xml><?xml version="1.0" encoding="utf-8"?>
-<ds:datastoreItem xmlns:ds="http://schemas.openxmlformats.org/officeDocument/2006/customXml" ds:itemID="{132381B1-1882-496F-9E4E-209131D675F0}">
+<ds:datastoreItem xmlns:ds="http://schemas.openxmlformats.org/officeDocument/2006/customXml" ds:itemID="{9DC31253-C6CE-4B4A-B152-483385C88C4A}">
   <ds:schemaRefs>
     <ds:schemaRef ds:uri="http://schemas.openxmlformats.org/officeDocument/2006/bibliography"/>
   </ds:schemaRefs>
